--- a/mps-nivel-c/oficial/04_registros/PROFARMA_Cadastro-de-Clientes/CTQ-PROFARMA01-001_Cenarios-de-Teste-Homologacao.docx
+++ b/mps-nivel-c/oficial/04_registros/PROFARMA_Cadastro-de-Clientes/CTQ-PROFARMA01-001_Cenarios-de-Teste-Homologacao.docx
@@ -34,7 +34,7 @@
           <w:color w:val="555555"/>
           <w:sz w:val="20"/>
         </w:rPr>
-        <w:t>CTQ-PROFARMA01-001   ·   Versão Data   ·   05/06/2026   ·   Timeware Brasil</w:t>
+        <w:t>CTQ-PROFARMA01-001   ·   Versão 1.0   ·   05/06/2026   ·   Timeware Brasil</w:t>
       </w:r>
     </w:p>
     <w:p>
@@ -15340,7 +15340,7 @@
         <w:color w:val="555555"/>
         <w:sz w:val="16"/>
       </w:rPr>
-      <w:t>vData  ·  05/06/2026</w:t>
+      <w:t>v1.0  ·  05/06/2026</w:t>
     </w:r>
     <w:r>
       <w:tab/>
@@ -15402,7 +15402,7 @@
         <w:color w:val="555555"/>
         <w:sz w:val="16"/>
       </w:rPr>
-      <w:t>vData  ·  05/06/2026</w:t>
+      <w:t>v1.0  ·  05/06/2026</w:t>
     </w:r>
     <w:r>
       <w:tab/>

--- a/mps-nivel-c/oficial/04_registros/PROFARMA_Cadastro-de-Clientes/CTQ-PROFARMA01-001_Cenarios-de-Teste-Homologacao.docx
+++ b/mps-nivel-c/oficial/04_registros/PROFARMA_Cadastro-de-Clientes/CTQ-PROFARMA01-001_Cenarios-de-Teste-Homologacao.docx
@@ -555,7 +555,7 @@
           <w:i w:val="0"/>
           <w:sz w:val="22"/>
         </w:rPr>
-        <w:t xml:space="preserve">Os cenários foram definidos em conjunto entre as equipes Timeware (QA: Lucas Batista) e D1000 (QA: Julielle Santos / Fagner Pereira) e executados principalmente no período de outubro a janeiro/2026 no ambiente de homologação </w:t>
+        <w:t xml:space="preserve">Os cenários foram definidos em conjunto entre as equipes Timeware (QA: Caroline Sousa) e D1000 (QA: Julielle Santos / Fagner Pereira) e executados principalmente no período de outubro a janeiro/2026 no ambiente de homologação </w:t>
       </w:r>
       <w:r>
         <w:rPr>
@@ -14796,7 +14796,7 @@
                 <w:i w:val="0"/>
                 <w:sz w:val="20"/>
               </w:rPr>
-              <w:t>Merge realizado por Renan em 14/10</w:t>
+              <w:t>Merge realizado por Raony em 14/10</w:t>
             </w:r>
           </w:p>
         </w:tc>

--- a/mps-nivel-c/oficial/04_registros/PROFARMA_Cadastro-de-Clientes/CTQ-PROFARMA01-001_Cenarios-de-Teste-Homologacao.docx
+++ b/mps-nivel-c/oficial/04_registros/PROFARMA_Cadastro-de-Clientes/CTQ-PROFARMA01-001_Cenarios-de-Teste-Homologacao.docx
@@ -15270,7 +15270,7 @@
                 <w:i w:val="0"/>
                 <w:sz w:val="20"/>
               </w:rPr>
-              <w:t>Time de Melhoria Contínua</w:t>
+              <w:t>Abraão Oliveira</w:t>
             </w:r>
           </w:p>
         </w:tc>
